--- a/DBTUNING/ch24_ADDM자동진단/ch24_ADDM_자동진단해석.docx
+++ b/DBTUNING/ch24_ADDM자동진단/ch24_ADDM_자동진단해석.docx
@@ -7,12 +7,12 @@
         <w:pStyle w:val="Heading1"/>
       </w:pPr>
       <w:r>
-        <w:t>제9장  ADDM — 자동 진단 결과 해석</w:t>
+        <w:t>제ch24  ADDM — 자동 진단 결과 해석</w:t>
       </w:r>
     </w:p>
     <w:p>
       <w:r>
-        <w:t>앞의 8장에서 우리는 AWR 보고서를 사람이 직접 읽었다. Load Profile을 보고 하드 파싱이 초당 319회라는 것을 눈으로 확인했고, Top 10 Foreground Events에서 DB CPU가 DB Time의 95.7%를 차지한다는 것을 손으로 짚었다. 이 장의 ADDM(Automatic Database Diagnostic Monitor)은 그 판독을 자동화한다. 같은 AWR 스냅샷 위에서, 사람이 하던 "무엇이 DB Time을 잡아먹는가"라는 질문을 오라클이 스스로 던지고 답까지 붙여 내놓는다. ADDM 출력은 성능 문제 신고를 받았을 때 DBA가 가장 먼저 열어 볼 자리다.</w:t>
+        <w:t>앞의 ch22에서 우리는 AWR 보고서를 사람이 직접 읽었다. Load Profile을 보고 하드 파싱이 초당 319회라는 것을 눈으로 확인했고, Top 10 Foreground Events에서 DB CPU가 DB Time의 95.7%를 차지한다는 것을 손으로 짚었다. 이 장의 ADDM(Automatic Database Diagnostic Monitor)은 그 판독을 자동화한다. 같은 AWR 스냅샷 위에서, 사람이 하던 "무엇이 DB Time을 잡아먹는가"라는 질문을 오라클이 스스로 던지고 답까지 붙여 내놓는다. ADDM 출력은 성능 문제 신고를 받았을 때 DBA가 가장 먼저 열어 볼 자리다.</w:t>
       </w:r>
     </w:p>
     <w:p>
@@ -22,7 +22,7 @@
     </w:p>
     <w:p>
       <w:r>
-        <w:t>중요한 것은 이 장이 8장·10장과 완전히 같은 부하 구간을 다룬다는 점이다. 스냅샷 295~296 사이에 일곱 개 세션으로 100초 동안 종합 부하(리터럴 파싱·대량 스캔·정렬·잦은 커밋)를 걸었고, 그 한 구간을 세 도구가 각자의 언어로 보여 준다. AWR(8장)은 "DB CPU 95.7%, log file sync, 하드 파싱 경합"이라는 숫자의 나열로, ADDM(9장)은 "Hard Parse Due to Literal Usage" 같은 이름 붙은 진단으로, ASH(10장)는 "ON CPU 90.7%"라는 샘플 분포로 같은 사건을 서술한다. 도구가 다르다고 사실이 달라지지 않는다는 것, 그것이 이 세 장을 관통하는 교육 포인트다.</w:t>
+        <w:t>중요한 것은 이 장이 ch22·ch25과 완전히 같은 부하 구간을 다룬다는 점이다. 스냅샷 295~296 사이에 일곱 개 세션으로 100초 동안 종합 부하(리터럴 파싱·대량 스캔·정렬·잦은 커밋)를 걸었고, 그 한 구간을 세 도구가 각자의 언어로 보여 준다. AWR(ch22)은 "DB CPU 95.7%, log file sync, 하드 파싱 경합"이라는 숫자의 나열로, ADDM(ch24)은 "Hard Parse Due to Literal Usage" 같은 이름 붙은 진단으로, ASH(ch25)는 "ON CPU 90.7%"라는 샘플 분포로 같은 사건을 서술한다. 도구가 다르다고 사실이 달라지지 않는다는 것, 그것이 이 세 장을 관통하는 교육 포인트다.</w:t>
       </w:r>
     </w:p>
     <w:p>
@@ -54,7 +54,7 @@
                 <w:b/>
                 <w:sz w:val="21"/>
               </w:rPr>
-              <w:t>Note · 🔒 Diagnostics Pack 라이선스 (9장 반복 표기)</w:t>
+              <w:t>Note · 🔒 Diagnostics Pack 라이선스 (ch24 반복 표기)</w:t>
             </w:r>
           </w:p>
           <w:p>
@@ -155,7 +155,7 @@
         <w:pStyle w:val="ListBullet"/>
       </w:pPr>
       <w:r>
-        <w:t>실측 보고서의 상위 Finding(Top SQL·Hard Parse Due to Literal Usage·Commits and Rollbacks)을 8장 AWR·10장 ASH의 같은 구간과 연결해 해석한다.</w:t>
+        <w:t>실측 보고서의 상위 Finding(Top SQL·Hard Parse Due to Literal Usage·Commits and Rollbacks)을 ch22 AWR·ch25 ASH의 같은 구간과 연결해 해석한다.</w:t>
       </w:r>
     </w:p>
     <w:p>
@@ -194,7 +194,7 @@
     </w:p>
     <w:p>
       <w:r>
-        <w:t>왜 사람이 AWR을 읽는데 ADDM이 또 필요한가? 세 가지 이유가 있다. 첫째, 속도와 일관성이다. 8장에서 봤듯 AWR 보고서는 수천 줄에 이르고(실측 3,598줄), 그것을 사람이 매번 정확히 읽어 우선순위를 매기기는 어렵다. ADDM은 이를 몇 초 만에, 늘 같은 기준(DB Time 영향도)으로 한다. 둘째, top-down 인과 추론이다. ADDM은 단순히 "무엇이 높다"를 보여 주는 것이 아니라 증상에서 근본 원인으로 좁혀 가며 인과를 세운다. 셋째, 비문제 영역까지 알려 준다. "여기는 문제가 아니다"라는 정보는 엉뚱한 곳을 파는 것을 막아 준다. 다만 ADDM은 어디까지나 AWR 데이터에 기반하므로, AWR이 놓친 짧은 스파이크는 보지 못한다 — 그때가 10장 ASH의 자리다.</w:t>
+        <w:t>왜 사람이 AWR을 읽는데 ADDM이 또 필요한가? 세 가지 이유가 있다. 첫째, 속도와 일관성이다. ch22에서 봤듯 AWR 보고서는 수천 줄에 이르고(실측 3,598줄), 그것을 사람이 매번 정확히 읽어 우선순위를 매기기는 어렵다. ADDM은 이를 몇 초 만에, 늘 같은 기준(DB Time 영향도)으로 한다. 둘째, top-down 인과 추론이다. ADDM은 단순히 "무엇이 높다"를 보여 주는 것이 아니라 증상에서 근본 원인으로 좁혀 가며 인과를 세운다. 셋째, 비문제 영역까지 알려 준다. "여기는 문제가 아니다"라는 정보는 엉뚱한 곳을 파는 것을 막아 준다. 다만 ADDM은 어디까지나 AWR 데이터에 기반하므로, AWR이 놓친 짧은 스파이크는 보지 못한다 — 그때가 ch25 ASH의 자리다.</w:t>
       </w:r>
     </w:p>
     <w:p>
@@ -1041,7 +1041,7 @@
     </w:p>
     <w:p>
       <w:r>
-        <w:t>ADDM은 상위 진단자다. "DB Time을 어디서 쓰는가"를 판정하고, 필요하면 "그 부분은 이 어드바이저로 더 파 보라"고 넘긴다. 실측 Top SQL Finding의 권고가 "SQL Tuning Advisor를 돌려라"였던 것이 그 예다. 즉 ADDM은 진단의 지휘자이고, SQL Tuning Advisor·SQL Access Advisor·Segment Advisor·Memory Advisor 등은 각 영역의 전문 진단기다. 모든 어드바이저는 DBMS_ADVISOR라는 공통 API와 DBA_ADVISOR_* 공통 뷰 체계를 공유하므로, ADDM 결과를 읽는 방식(Finding·Recommendation·Action·Rationale, 그리고 뷰 조회)이 다른 어드바이저에도 그대로 적용된다. 15장에서 이 어드바이저 프레임워크 전체를 다룬다. 이 장에서는 "ADDM이 다른 어드바이저를 호출하는 관문"이라는 관계만 잡아 두면 충분하다.</w:t>
+        <w:t>ADDM은 상위 진단자다. "DB Time을 어디서 쓰는가"를 판정하고, 필요하면 "그 부분은 이 어드바이저로 더 파 보라"고 넘긴다. 실측 Top SQL Finding의 권고가 "SQL Tuning Advisor를 돌려라"였던 것이 그 예다. 즉 ADDM은 진단의 지휘자이고, SQL Tuning Advisor·SQL Access Advisor·Segment Advisor·Memory Advisor 등은 각 영역의 전문 진단기다. 모든 어드바이저는 DBMS_ADVISOR라는 공통 API와 DBA_ADVISOR_* 공통 뷰 체계를 공유하므로, ADDM 결과를 읽는 방식(Finding·Recommendation·Action·Rationale, 그리고 뷰 조회)이 다른 어드바이저에도 그대로 적용된다. ch30에서 이 어드바이저 프레임워크 전체를 다룬다. 이 장에서는 "ADDM이 다른 어드바이저를 호출하는 관문"이라는 관계만 잡아 두면 충분하다.</w:t>
       </w:r>
     </w:p>
     <w:p>
@@ -1345,7 +1345,7 @@
     </w:p>
     <w:p>
       <w:r>
-        <w:t>대화식으로 스냅샷 구간을 고르며 보고서를 만들고 싶으면 오라클이 제공하는 스크립트를 쓴다. addmrpt.sql은 최근 스냅샷 목록을 보여 주고 시작·종료 스냅샷을 입력받아 ADDM 보고서를 생성한다. AWR의 awrrpt.sql과 짝을 이루는 진단용 스크립트다. 내부적으로는 addmrpt.sql도 DBMS_ADDM.ANALYZE_DB와 GET_REPORT를 호출하는 래퍼이므로, 결과는 앞서 수동으로 만든 것과 동일하다. 차이는 스냅샷을 눈으로 고르는 대화식 편의뿐이다. 8장에서 awrrpt.sql로 AWR 보고서를 만든 것과 같은 위치($ORACLE_HOME/rdbms/admin)에 있고, 실행에는 SYSDBA 또는 그에 준하는 권한이 필요하다.</w:t>
+        <w:t>대화식으로 스냅샷 구간을 고르며 보고서를 만들고 싶으면 오라클이 제공하는 스크립트를 쓴다. addmrpt.sql은 최근 스냅샷 목록을 보여 주고 시작·종료 스냅샷을 입력받아 ADDM 보고서를 생성한다. AWR의 awrrpt.sql과 짝을 이루는 진단용 스크립트다. 내부적으로는 addmrpt.sql도 DBMS_ADDM.ANALYZE_DB와 GET_REPORT를 호출하는 래퍼이므로, 결과는 앞서 수동으로 만든 것과 동일하다. 차이는 스냅샷을 눈으로 고르는 대화식 편의뿐이다. ch22에서 awrrpt.sql로 AWR 보고서를 만든 것과 같은 위치($ORACLE_HOME/rdbms/admin)에 있고, 실행에는 SYSDBA 또는 그에 준하는 권한이 필요하다.</w:t>
       </w:r>
     </w:p>
     <w:tbl>
@@ -2196,7 +2196,7 @@
     <w:p/>
     <w:p>
       <w:r>
-        <w:t>이 SQL_ID 9vmszgd1ft9x0는 8장 AWR의 "SQL ordered by Elapsed Time"에서 190.6초, 전체 DB Time의 33.2%를 차지하며 1위였던 바로 그 문장이다. "SQL ordered by Gets"에서도 논리 읽기 3,914만, 실행당 6,622 블록으로 1위였다. CLAIM_DETAILS 대량 스캔(WL_02 부하)이 만든 count/sum 집계다. ADDM은 이 문장이 DB Time의 100%를 CPU·I/O에 쓴다는 것과 5,912회 실행되었다는 것을 근거로, SQL Tuning Advisor를 돌려 보라고 권고한다. 권고는 "이렇게 고치면 된다"가 아니라 "여기를 더 파 보라"는 다음 단계의 지시다. 여기서 이 과정과 SQL 튜닝 과정의 경계가 드러난다 — ADDM이 "이 SQL이 병목이다"까지 짚어 주면, 그 한 문장을 어떻게 고쳐 쓸지는 SQL 튜닝 과정의 영역이다.</w:t>
+        <w:t>이 SQL_ID 9vmszgd1ft9x0는 ch22 AWR의 "SQL ordered by Elapsed Time"에서 190.6초, 전체 DB Time의 33.2%를 차지하며 1위였던 바로 그 문장이다. "SQL ordered by Gets"에서도 논리 읽기 3,914만, 실행당 6,622 블록으로 1위였다. CLAIM_DETAILS 대량 스캔(WL_02 부하)이 만든 count/sum 집계다. ADDM은 이 문장이 DB Time의 100%를 CPU·I/O에 쓴다는 것과 5,912회 실행되었다는 것을 근거로, SQL Tuning Advisor를 돌려 보라고 권고한다. 권고는 "이렇게 고치면 된다"가 아니라 "여기를 더 파 보라"는 다음 단계의 지시다. 여기서 이 과정과 SQL 튜닝 과정의 경계가 드러난다 — ADDM이 "이 SQL이 병목이다"까지 짚어 주면, 그 한 문장을 어떻게 고쳐 쓸지는 SQL 튜닝 과정의 영역이다.</w:t>
       </w:r>
     </w:p>
     <w:p>
@@ -2214,12 +2214,12 @@
     </w:p>
     <w:p>
       <w:r>
-        <w:t>두 번째 Finding이 이 장에서 개념적으로 가장 중요하다. 8장 AWR에서 우리는 하드 파싱이 초당 319회, Library Hit 59.36%, Soft Parse 26.46%라는 "숫자"를 봤다. ADDM은 같은 현상에 이름을 붙인다 — 리터럴 사용 때문에 SQL이 공유되지 못해 추가 하드 파싱이 발생하고 있다. 이것이 WL_01 리터럴 부하가 ADDM의 자동 진단에 잡힌 자리다. 권고는 애플리케이션에서 바인드 변수를 쓰거나, 어렵다면 CURSOR_SHARING을 FORCE로 설정하라는 것이다.</w:t>
+        <w:t>두 번째 Finding이 이 장에서 개념적으로 가장 중요하다. ch22 AWR에서 우리는 하드 파싱이 초당 319회, Library Hit 59.36%, Soft Parse 26.46%라는 "숫자"를 봤다. ADDM은 같은 현상에 이름을 붙인다 — 리터럴 사용 때문에 SQL이 공유되지 못해 추가 하드 파싱이 발생하고 있다. 이것이 WL_01 리터럴 부하가 ADDM의 자동 진단에 잡힌 자리다. 권고는 애플리케이션에서 바인드 변수를 쓰거나, 어렵다면 CURSOR_SHARING을 FORCE로 설정하라는 것이다.</w:t>
       </w:r>
     </w:p>
     <w:p>
       <w:r>
-        <w:t>DBA_ADVISOR_FINDINGS를 조회하면 이 구간에 "Hard Parse"가 SYMPTOM(영향도 35.28초)으로, "Hard Parse Due to Literal Usage"가 PROBLEM(영향도 33.38초)으로 나란히 잡힌 것이 보인다. 증상과 원인이 한 화면에 있는 셈이다. 조치는 PROBLEM 쪽 — 리터럴 제거 — 에 한다. 만약 SYMPTOM인 "Hard Parse"만 보고 "공유 풀을 키우면 되겠다"고 결론 내리면, 근본 원인(리터럴)은 그대로여서 공유 풀을 아무리 키워도 하드 파싱은 줄지 않는다. 이것이 증상을 원인으로 착각하는 전형이다. ADDM이 유형을 구분해 주는 이유가 바로 이 오판을 막기 위해서다. 참고로 이 리터럴 문제는 18장(공유 풀 튜닝)에서 WL_01 부하로 다시, 이번엔 라이브러리 캐시 관점에서 파고든다 — 같은 부하가 챕터마다 다른 각도로 등장한다.</w:t>
+        <w:t>DBA_ADVISOR_FINDINGS를 조회하면 이 구간에 "Hard Parse"가 SYMPTOM(영향도 35.28초)으로, "Hard Parse Due to Literal Usage"가 PROBLEM(영향도 33.38초)으로 나란히 잡힌 것이 보인다. 증상과 원인이 한 화면에 있는 셈이다. 조치는 PROBLEM 쪽 — 리터럴 제거 — 에 한다. 만약 SYMPTOM인 "Hard Parse"만 보고 "공유 풀을 키우면 되겠다"고 결론 내리면, 근본 원인(리터럴)은 그대로여서 공유 풀을 아무리 키워도 하드 파싱은 줄지 않는다. 이것이 증상을 원인으로 착각하는 전형이다. ADDM이 유형을 구분해 주는 이유가 바로 이 오판을 막기 위해서다. 참고로 이 리터럴 문제는 ch32(공유 풀 튜닝)에서 WL_01 부하로 다시, 이번엔 라이브러리 캐시 관점에서 파고든다 — 같은 부하가 챕터마다 다른 각도로 등장한다.</w:t>
       </w:r>
     </w:p>
     <w:p>
@@ -2232,7 +2232,7 @@
     </w:p>
     <w:p>
       <w:r>
-        <w:t>세 번째 Finding은 커밋·롤백이 잦아 log file sync 대기가 DB Time을 소비하고 있다는 것이다(영향도 21.15초). 이것이 WL_05 잦은 커밋 부하다. 8장 AWR의 Top 10 Events에서 log file sync가 21.1초, Commit 클래스 3.7%로 잡힌 그 대기다. ADDM은 커밋 빈도를 줄이거나(배치 커밋) 로그 I/O를 개선하라는 방향의 권고를 낸다. 영향도 3.69%로 상위 Finding에 비해 작으므로, Top SQL을 처리하기 전에 여기에 매달릴 이유는 없다. 이 Finding은 DBA_ADVISOR_FINDINGS에서 PROBLEM과 SYMPTOM 두 줄로 나타나는데(둘 다 impact 21.15초), 이것이 바로 같은 문제를 원인과 증상 두 각도에서 세는 사례다. 네 번째 Soft Parse(2.38%)까지 합쳐도 하위 세 Finding은 전체의 12% 남짓이다. ADDM이 정렬해 준 이 순서를 그대로 우선순위로 삼으면, "60%짜리 하나 → 그다음"이라는 자연스러운 작업 계획이 나온다.</w:t>
+        <w:t>세 번째 Finding은 커밋·롤백이 잦아 log file sync 대기가 DB Time을 소비하고 있다는 것이다(영향도 21.15초). 이것이 WL_05 잦은 커밋 부하다. ch22 AWR의 Top 10 Events에서 log file sync가 21.1초, Commit 클래스 3.7%로 잡힌 그 대기다. ADDM은 커밋 빈도를 줄이거나(배치 커밋) 로그 I/O를 개선하라는 방향의 권고를 낸다. 영향도 3.69%로 상위 Finding에 비해 작으므로, Top SQL을 처리하기 전에 여기에 매달릴 이유는 없다. 이 Finding은 DBA_ADVISOR_FINDINGS에서 PROBLEM과 SYMPTOM 두 줄로 나타나는데(둘 다 impact 21.15초), 이것이 바로 같은 문제를 원인과 증상 두 각도에서 세는 사례다. 네 번째 Soft Parse(2.38%)까지 합쳐도 하위 세 Finding은 전체의 12% 남짓이다. ADDM이 정렬해 준 이 순서를 그대로 우선순위로 삼으면, "60%짜리 하나 → 그다음"이라는 자연스러운 작업 계획이 나온다.</w:t>
       </w:r>
     </w:p>
     <w:tbl>
@@ -2271,7 +2271,7 @@
                 <w:rFonts w:ascii="맑은 고딕" w:hAnsi="맑은 고딕" w:eastAsia="맑은 고딕"/>
                 <w:sz w:val="20"/>
               </w:rPr>
-              <w:t>상황: "12시 15분경 조회가 급격히 느려졌다"는 신고. 8·9·10장은 모두 이 스냅샷 295~296 구간을 본다.</w:t>
+              <w:t>상황: "12시 15분경 조회가 급격히 느려졌다"는 신고. ch22·ch24·ch25은 모두 이 스냅샷 295~296 구간을 본다.</w:t>
             </w:r>
           </w:p>
           <w:p>
@@ -2283,7 +2283,7 @@
                 <w:rFonts w:ascii="맑은 고딕" w:hAnsi="맑은 고딕" w:eastAsia="맑은 고딕"/>
                 <w:sz w:val="20"/>
               </w:rPr>
-              <w:t>· AWR(8장): DB CPU 95.7%, log file sync 21.1초, 하드 파싱 초당 319회 — 숫자의 나열.</w:t>
+              <w:t>· AWR(ch22): DB CPU 95.7%, log file sync 21.1초, 하드 파싱 초당 319회 — 숫자의 나열.</w:t>
             </w:r>
           </w:p>
           <w:p>
@@ -2295,7 +2295,7 @@
                 <w:rFonts w:ascii="맑은 고딕" w:hAnsi="맑은 고딕" w:eastAsia="맑은 고딕"/>
                 <w:sz w:val="20"/>
               </w:rPr>
-              <w:t>· ADDM(9장): "Top SQL Statements 60.78%", "Hard Parse Due to Literal Usage 5.82%", "Commits and Rollbacks 3.69%" — 이름 붙은 진단과 권고.</w:t>
+              <w:t>· ADDM(ch24): "Top SQL Statements 60.78%", "Hard Parse Due to Literal Usage 5.82%", "Commits and Rollbacks 3.69%" — 이름 붙은 진단과 권고.</w:t>
             </w:r>
           </w:p>
           <w:p>
@@ -2307,7 +2307,7 @@
                 <w:rFonts w:ascii="맑은 고딕" w:hAnsi="맑은 고딕" w:eastAsia="맑은 고딕"/>
                 <w:sz w:val="20"/>
               </w:rPr>
-              <w:t>· ASH(10장): ON CPU 90.7%, 상위 SQL 9vmszgd1ft9x0 — 순간 샘플의 분포.</w:t>
+              <w:t>· ASH(ch25): ON CPU 90.7%, 상위 SQL 9vmszgd1ft9x0 — 순간 샘플의 분포.</w:t>
             </w:r>
           </w:p>
           <w:p>
@@ -3100,7 +3100,7 @@
                 <w:rFonts w:ascii="맑은 고딕" w:hAnsi="맑은 고딕" w:eastAsia="맑은 고딕"/>
                 <w:sz w:val="20"/>
               </w:rPr>
-              <w:t>· 즉, ADDM이 자동으로 통합해 주던 것을 V$ 뷰 델타로 손수 재구성한다. 6장의 Statspack이 구간 보고서의 대안이다.</w:t>
+              <w:t>· 즉, ADDM이 자동으로 통합해 주던 것을 V$ 뷰 델타로 손수 재구성한다. ch20의 Statspack이 구간 보고서의 대안이다.</w:t>
             </w:r>
           </w:p>
         </w:tc>
@@ -3710,7 +3710,7 @@
     </w:p>
     <w:p>
       <w:r>
-        <w:t>실측 구간(스냅샷 295~296, 총 DB Time 574초)에서 ADDM은 Top SQL Statements(60.78%)·Hard Parse Due to Literal Usage(5.82%)·Commits and Rollbacks(3.69%)를 잡아냈고, 이는 8장 AWR·10장 ASH가 본 같은 부하를 자동으로 이름 붙여 진단한 것이다. DBMS_ADDM.ANALYZE_DB로 태스크를 만들고 GET_REPORT나 addmrpt.sql로 보고서를 내며, DBA_ADVISOR_* 뷰로 직접 조회할 수 있다 — 모두 Diagnostics Pack이 필요하고, 없으면 V$ 뷰 델타와 Statspack으로 대신 본다. 무엇보다 권고는 가설이다. 영향도·근거·부작용을 검토하지 않은 채택은 자동화의 함정이다.</w:t>
+        <w:t>실측 구간(스냅샷 295~296, 총 DB Time 574초)에서 ADDM은 Top SQL Statements(60.78%)·Hard Parse Due to Literal Usage(5.82%)·Commits and Rollbacks(3.69%)를 잡아냈고, 이는 ch22 AWR·ch25 ASH가 본 같은 부하를 자동으로 이름 붙여 진단한 것이다. DBMS_ADDM.ANALYZE_DB로 태스크를 만들고 GET_REPORT나 addmrpt.sql로 보고서를 내며, DBA_ADVISOR_* 뷰로 직접 조회할 수 있다 — 모두 Diagnostics Pack이 필요하고, 없으면 V$ 뷰 델타와 Statspack으로 대신 본다. 무엇보다 권고는 가설이다. 영향도·근거·부작용을 검토하지 않은 채택은 자동화의 함정이다.</w:t>
       </w:r>
     </w:p>
     <w:p>

--- a/DBTUNING/ch24_ADDM자동진단/ch24_ADDM_자동진단해석.docx
+++ b/DBTUNING/ch24_ADDM자동진단/ch24_ADDM_자동진단해석.docx
@@ -7,7 +7,7 @@
         <w:pStyle w:val="Heading1"/>
       </w:pPr>
       <w:r>
-        <w:t>제ch24  ADDM — 자동 진단 결과 해석</w:t>
+        <w:t>ch24  ADDM — 자동 진단 결과 해석</w:t>
       </w:r>
     </w:p>
     <w:p>

--- a/DBTUNING/ch24_ADDM자동진단/ch24_ADDM_자동진단해석.docx
+++ b/DBTUNING/ch24_ADDM자동진단/ch24_ADDM_자동진단해석.docx
@@ -90,7 +90,7 @@
                 <w:rFonts w:ascii="맑은 고딕" w:hAnsi="맑은 고딕" w:eastAsia="맑은 고딕"/>
                 <w:sz w:val="20"/>
               </w:rPr>
-              <w:t>· 라이선스가 없는 환경에서는 ADDM을 쓸 수 없다. 같은 병목을 보는 대안은 Statspack 보고서와 V$ 뷰 직접 조회다(9.6절, 실습 4·5).</w:t>
+              <w:t>· 라이선스가 없는 환경에서는 ADDM을 쓸 수 없다. 같은 병목을 보는 대안은 Statspack 보고서와 V$ 뷰 직접 조회다(24.6절, 실습 4·5).</w:t>
             </w:r>
           </w:p>
         </w:tc>
@@ -102,7 +102,7 @@
         <w:pStyle w:val="Heading2"/>
       </w:pPr>
       <w:r>
-        <w:t>9.1  학습 목표</w:t>
+        <w:t>24.1  학습 목표</w:t>
       </w:r>
     </w:p>
     <w:p>
@@ -171,7 +171,7 @@
         <w:pStyle w:val="Heading2"/>
       </w:pPr>
       <w:r>
-        <w:t>9.2  ADDM이란 무엇인가 — AWR 위에서 도는 자동 진단자</w:t>
+        <w:t>24.2  ADDM이란 무엇인가 — AWR 위에서 도는 자동 진단자</w:t>
       </w:r>
     </w:p>
     <w:p>
@@ -440,7 +440,7 @@
         <w:pStyle w:val="Heading2"/>
       </w:pPr>
       <w:r>
-        <w:t>9.3  Finding · Recommendation · Rationale 구조</w:t>
+        <w:t>24.3  Finding · Recommendation · Rationale 구조</w:t>
       </w:r>
     </w:p>
     <w:p>
@@ -1121,7 +1121,7 @@
         <w:pStyle w:val="Heading2"/>
       </w:pPr>
       <w:r>
-        <w:t>9.4  ADDM 태스크 실행과 보고서 생성</w:t>
+        <w:t>24.4  ADDM 태스크 실행과 보고서 생성</w:t>
       </w:r>
     </w:p>
     <w:p>
@@ -1675,7 +1675,7 @@
         <w:pStyle w:val="Heading2"/>
       </w:pPr>
       <w:r>
-        <w:t>9.5  실측 ADDM 보고서 판독 — 스냅샷 295~296</w:t>
+        <w:t>24.5  실측 ADDM 보고서 판독 — 스냅샷 295~296</w:t>
       </w:r>
     </w:p>
     <w:p>
@@ -2201,7 +2201,7 @@
     </w:p>
     <w:p>
       <w:r>
-        <w:t>Finding 1에는 두 번째 권고도 붙어 있었다. Recommendation 2 역시 SQL Tuning으로, 이득 1.62 active sessions(29.41%)에 또 다른 SQL_ID를 대상으로 한다. 두 권고의 이득을 더하면 60.78%(=31.37+29.41)로 Finding 영향도와 같아지는데, 이는 이 Finding의 DB Time이 사실상 두 개의 고부하 SQL이 나눠 가진 것임을 뜻한다. 즉 이 경우 두 권고는 "둘 중 하나만"이 아니라 "둘 다" 처리해야 Finding 전체가 해소되는 관계다. 9.3.4에서 본 "권고 이득의 합이 영향도를 넘을 수 있다"는 것과 반대로, 여기서는 두 권고가 서로 다른 대상을 겨냥해 합이 영향도와 일치한다. 권고들 사이 관계를 Rationale로 확인하는 습관이 필요한 이유다.</w:t>
+        <w:t>Finding 1에는 두 번째 권고도 붙어 있었다. Recommendation 2 역시 SQL Tuning으로, 이득 1.62 active sessions(29.41%)에 또 다른 SQL_ID를 대상으로 한다. 두 권고의 이득을 더하면 60.78%(=31.37+29.41)로 Finding 영향도와 같아지는데, 이는 이 Finding의 DB Time이 사실상 두 개의 고부하 SQL이 나눠 가진 것임을 뜻한다. 즉 이 경우 두 권고는 "둘 중 하나만"이 아니라 "둘 다" 처리해야 Finding 전체가 해소되는 관계다. 24.3.4에서 본 "권고 이득의 합이 영향도를 넘을 수 있다"는 것과 반대로, 여기서는 두 권고가 서로 다른 대상을 겨냥해 합이 영향도와 일치한다. 권고들 사이 관계를 Rationale로 확인하는 습관이 필요한 이유다.</w:t>
       </w:r>
     </w:p>
     <w:p>
@@ -2331,7 +2331,7 @@
         <w:pStyle w:val="Heading2"/>
       </w:pPr>
       <w:r>
-        <w:t>9.6  ADDM 뷰 직접 조회</w:t>
+        <w:t>24.6  ADDM 뷰 직접 조회</w:t>
       </w:r>
     </w:p>
     <w:p>
@@ -2877,7 +2877,7 @@
     <w:p/>
     <w:p>
       <w:r>
-        <w:t>여기서 유형별 판독이 그대로 훈련된다. "Hard Parse"(SYMPTOM)와 "Hard Parse Due to Literal Usage"(PROBLEM)가 함께 있고, 조치는 PROBLEM에 한다. "Commits and Rollbacks"가 PROBLEM·SYMPTOM 두 줄로 나오는 것은 같은 문제를 두 각도에서 세기 때문이다(9.3.4의 겹침). "normal, successful completion"은 영향도 0의 INFORMATION으로, 문제 아님을 알리는 줄이다.</w:t>
+        <w:t>여기서 유형별 판독이 그대로 훈련된다. "Hard Parse"(SYMPTOM)와 "Hard Parse Due to Literal Usage"(PROBLEM)가 함께 있고, 조치는 PROBLEM에 한다. "Commits and Rollbacks"가 PROBLEM·SYMPTOM 두 줄로 나오는 것은 같은 문제를 두 각도에서 세기 때문이다(24.3.4의 겹침). "normal, successful completion"은 영향도 0의 INFORMATION으로, 문제 아님을 알리는 줄이다.</w:t>
       </w:r>
     </w:p>
     <w:p>
@@ -3308,7 +3308,7 @@
         <w:pStyle w:val="Heading2"/>
       </w:pPr>
       <w:r>
-        <w:t>9.7  권고를 그대로 따르면 안 되는 이유 — 권고는 가설이지 결론이 아니다</w:t>
+        <w:t>24.7  권고를 그대로 따르면 안 되는 이유 — 권고는 가설이지 결론이 아니다</w:t>
       </w:r>
     </w:p>
     <w:p>
@@ -3579,7 +3579,7 @@
         <w:pStyle w:val="Heading2"/>
       </w:pPr>
       <w:r>
-        <w:t>9.8  실무 포인트와 흔한 오판</w:t>
+        <w:t>24.8  실무 포인트와 흔한 오판</w:t>
       </w:r>
     </w:p>
     <w:p>
@@ -3700,7 +3700,7 @@
         <w:pStyle w:val="Heading2"/>
       </w:pPr>
       <w:r>
-        <w:t>9.9  요약</w:t>
+        <w:t>24.9  요약</w:t>
       </w:r>
     </w:p>
     <w:p>
@@ -3718,7 +3718,7 @@
         <w:pStyle w:val="Heading2"/>
       </w:pPr>
       <w:r>
-        <w:t>9.10  실습 개요</w:t>
+        <w:t>24.10  실습 개요</w:t>
       </w:r>
     </w:p>
     <w:p>
